--- a/downloads/teacher/05 Materials/Unit 01/Slides/Slides 01.17 - Storing Food Safely and Reducing Waste.docx
+++ b/downloads/teacher/05 Materials/Unit 01/Slides/Slides 01.17 - Storing Food Safely and Reducing Waste.docx
@@ -110,15 +110,6 @@
       </w:pPr>
       <w:r>
         <w:t xml:space="preserve">Families in this country throw away a large share of the food they buy.</w:t>
-      </w:r>
-      <w:r>
-        <w:t xml:space="preserve"> </w:t>
-      </w:r>
-      <w:r>
-        <w:rPr>
-          <w:rStyle w:val="TeacherNote"/>
-        </w:rPr>
-        <w:t xml:space="preserve">[Sal: cite the USDA figure you trust; reported as 30 to 40 percent of the food supply.]</w:t>
       </w:r>
     </w:p>
     <w:p>
